--- a/Lab 6/Lab6_Worklog_Week6.docx
+++ b/Lab 6/Lab6_Worklog_Week6.docx
@@ -3518,6 +3518,7 @@
     </w:p>
     <w:p>
       <w:pPr>
+        <w:keepNext/>
         <w:spacing w:before="120" w:after="40"/>
         <w:jc w:val="center"/>
       </w:pPr>
@@ -3573,6 +3574,7 @@
     </w:p>
     <w:p>
       <w:pPr>
+        <w:keepNext/>
         <w:spacing w:before="120" w:after="40"/>
         <w:jc w:val="center"/>
       </w:pPr>
@@ -3628,6 +3630,7 @@
     </w:p>
     <w:p>
       <w:pPr>
+        <w:keepNext/>
         <w:spacing w:before="120" w:after="40"/>
         <w:jc w:val="center"/>
       </w:pPr>
@@ -3683,6 +3686,7 @@
     </w:p>
     <w:p>
       <w:pPr>
+        <w:keepNext/>
         <w:spacing w:before="120" w:after="40"/>
         <w:jc w:val="center"/>
       </w:pPr>
@@ -3738,6 +3742,7 @@
     </w:p>
     <w:p>
       <w:pPr>
+        <w:keepNext/>
         <w:spacing w:before="120" w:after="40"/>
         <w:jc w:val="center"/>
       </w:pPr>
@@ -3793,6 +3798,7 @@
     </w:p>
     <w:p>
       <w:pPr>
+        <w:keepNext/>
         <w:spacing w:before="120" w:after="40"/>
         <w:jc w:val="center"/>
       </w:pPr>
@@ -3872,6 +3878,7 @@
           </w:tcPr>
           <w:p>
             <w:pPr>
+              <w:keepNext/>
               <w:spacing w:before="80" w:after="40"/>
             </w:pPr>
             <w:r>
@@ -3896,6 +3903,7 @@
           </w:p>
           <w:p>
             <w:pPr>
+              <w:keepNext/>
               <w:spacing w:before="0" w:after="40"/>
             </w:pPr>
             <w:r>
@@ -3928,6 +3936,7 @@
           </w:p>
           <w:p>
             <w:pPr>
+              <w:keepNext/>
               <w:spacing w:before="0" w:after="80"/>
             </w:pPr>
             <w:r>
@@ -4020,6 +4029,7 @@
           </w:tcPr>
           <w:p>
             <w:pPr>
+              <w:keepNext/>
               <w:spacing w:before="80" w:after="40"/>
             </w:pPr>
             <w:r>
@@ -4044,6 +4054,7 @@
           </w:p>
           <w:p>
             <w:pPr>
+              <w:keepNext/>
               <w:spacing w:before="0" w:after="40"/>
             </w:pPr>
             <w:r>
@@ -4130,6 +4141,7 @@
           </w:p>
           <w:p>
             <w:pPr>
+              <w:keepNext/>
               <w:spacing w:before="0" w:after="80"/>
             </w:pPr>
             <w:r>
@@ -4222,6 +4234,7 @@
           </w:tcPr>
           <w:p>
             <w:pPr>
+              <w:keepNext/>
               <w:spacing w:before="80" w:after="40"/>
             </w:pPr>
             <w:r>
@@ -4246,6 +4259,7 @@
           </w:p>
           <w:p>
             <w:pPr>
+              <w:keepNext/>
               <w:spacing w:before="0" w:after="40"/>
             </w:pPr>
             <w:r>
@@ -4296,6 +4310,7 @@
           </w:p>
           <w:p>
             <w:pPr>
+              <w:keepNext/>
               <w:spacing w:before="0" w:after="80"/>
             </w:pPr>
             <w:r>
@@ -4388,6 +4403,7 @@
           </w:tcPr>
           <w:p>
             <w:pPr>
+              <w:keepNext/>
               <w:spacing w:before="80" w:after="40"/>
             </w:pPr>
             <w:r>
@@ -4412,6 +4428,7 @@
           </w:p>
           <w:p>
             <w:pPr>
+              <w:keepNext/>
               <w:spacing w:before="0" w:after="40"/>
             </w:pPr>
             <w:r>
@@ -4426,6 +4443,7 @@
           </w:p>
           <w:p>
             <w:pPr>
+              <w:keepNext/>
               <w:spacing w:before="0" w:after="80"/>
             </w:pPr>
             <w:r>
@@ -4518,6 +4536,7 @@
           </w:tcPr>
           <w:p>
             <w:pPr>
+              <w:keepNext/>
               <w:spacing w:before="80" w:after="40"/>
             </w:pPr>
             <w:r>
@@ -4542,6 +4561,7 @@
           </w:p>
           <w:p>
             <w:pPr>
+              <w:keepNext/>
               <w:spacing w:before="0" w:after="40"/>
             </w:pPr>
             <w:r>
@@ -4556,6 +4576,7 @@
           </w:p>
           <w:p>
             <w:pPr>
+              <w:keepNext/>
               <w:spacing w:before="0" w:after="80"/>
             </w:pPr>
             <w:r>
@@ -4648,6 +4669,7 @@
           </w:tcPr>
           <w:p>
             <w:pPr>
+              <w:keepNext/>
               <w:spacing w:before="80" w:after="40"/>
             </w:pPr>
             <w:r>
@@ -4672,6 +4694,7 @@
           </w:p>
           <w:p>
             <w:pPr>
+              <w:keepNext/>
               <w:spacing w:before="0" w:after="40"/>
             </w:pPr>
             <w:r>
@@ -4686,6 +4709,7 @@
           </w:p>
           <w:p>
             <w:pPr>
+              <w:keepNext/>
               <w:spacing w:before="0" w:after="80"/>
             </w:pPr>
             <w:r>

--- a/Lab 6/Lab6_Worklog_Week6.docx
+++ b/Lab 6/Lab6_Worklog_Week6.docx
@@ -264,7 +264,6 @@
       <w:tblPr>
         <w:tblStyle w:val="TableGrid"/>
         <w:tblW w:type="dxa" w:w="8965"/>
-        <w:tblLook w:firstColumn="1" w:firstRow="1" w:lastColumn="0" w:lastRow="0" w:noHBand="0" w:noVBand="1" w:val="04A0"/>
         <w:tblBorders>
           <w:top w:val="single" w:sz="4" w:space="0" w:color="808080"/>
           <w:left w:val="single" w:sz="4" w:space="0" w:color="808080"/>
@@ -274,6 +273,7 @@
           <w:insideV w:val="single" w:sz="4" w:space="0" w:color="808080"/>
         </w:tblBorders>
         <w:tblLayout w:type="fixed"/>
+        <w:tblLook w:firstColumn="1" w:firstRow="1" w:lastColumn="0" w:lastRow="0" w:noHBand="0" w:noVBand="1" w:val="04A0"/>
       </w:tblPr>
       <w:tblGrid>
         <w:gridCol w:w="520"/>
@@ -3856,7 +3856,6 @@
       <w:tblPr>
         <w:tblStyle w:val="TableGrid"/>
         <w:tblW w:type="dxa" w:w="8965"/>
-        <w:tblLook w:firstColumn="1" w:firstRow="1" w:lastColumn="0" w:lastRow="0" w:noHBand="0" w:noVBand="1" w:val="04A0"/>
         <w:tblBorders>
           <w:top w:val="dashed" w:sz="8" w:space="0" w:color="BF8F00"/>
           <w:left w:val="dashed" w:sz="8" w:space="0" w:color="BF8F00"/>
@@ -3866,6 +3865,7 @@
           <w:insideV w:val="dashed" w:sz="8" w:space="0" w:color="BF8F00"/>
         </w:tblBorders>
         <w:tblLayout w:type="fixed"/>
+        <w:tblLook w:firstColumn="1" w:firstRow="1" w:lastColumn="0" w:lastRow="0" w:noHBand="0" w:noVBand="1" w:val="04A0"/>
       </w:tblPr>
       <w:tblGrid>
         <w:gridCol w:w="8965"/>
@@ -4007,7 +4007,6 @@
       <w:tblPr>
         <w:tblStyle w:val="TableGrid"/>
         <w:tblW w:type="dxa" w:w="8965"/>
-        <w:tblLook w:firstColumn="1" w:firstRow="1" w:lastColumn="0" w:lastRow="0" w:noHBand="0" w:noVBand="1" w:val="04A0"/>
         <w:tblBorders>
           <w:top w:val="dashed" w:sz="8" w:space="0" w:color="BF8F00"/>
           <w:left w:val="dashed" w:sz="8" w:space="0" w:color="BF8F00"/>
@@ -4017,6 +4016,7 @@
           <w:insideV w:val="dashed" w:sz="8" w:space="0" w:color="BF8F00"/>
         </w:tblBorders>
         <w:tblLayout w:type="fixed"/>
+        <w:tblLook w:firstColumn="1" w:firstRow="1" w:lastColumn="0" w:lastRow="0" w:noHBand="0" w:noVBand="1" w:val="04A0"/>
       </w:tblPr>
       <w:tblGrid>
         <w:gridCol w:w="8965"/>
@@ -4212,7 +4212,6 @@
       <w:tblPr>
         <w:tblStyle w:val="TableGrid"/>
         <w:tblW w:type="dxa" w:w="8965"/>
-        <w:tblLook w:firstColumn="1" w:firstRow="1" w:lastColumn="0" w:lastRow="0" w:noHBand="0" w:noVBand="1" w:val="04A0"/>
         <w:tblBorders>
           <w:top w:val="dashed" w:sz="8" w:space="0" w:color="BF8F00"/>
           <w:left w:val="dashed" w:sz="8" w:space="0" w:color="BF8F00"/>
@@ -4222,6 +4221,7 @@
           <w:insideV w:val="dashed" w:sz="8" w:space="0" w:color="BF8F00"/>
         </w:tblBorders>
         <w:tblLayout w:type="fixed"/>
+        <w:tblLook w:firstColumn="1" w:firstRow="1" w:lastColumn="0" w:lastRow="0" w:noHBand="0" w:noVBand="1" w:val="04A0"/>
       </w:tblPr>
       <w:tblGrid>
         <w:gridCol w:w="8965"/>
@@ -4269,7 +4269,25 @@
                 <w:i w:val="0"/>
                 <w:sz w:val="17"/>
               </w:rPr>
-              <w:t xml:space="preserve">What to capture: the import cell (with my 2 seed lines at the bottom), </w:t>
+              <w:t>What to capture: the import cell (</w:t>
+            </w:r>
+            <w:r>
+              <w:rPr>
+                <w:rFonts w:ascii="Arial" w:hAnsi="Arial" w:cs="Arial" w:eastAsia="Arial"/>
+                <w:b/>
+                <w:i w:val="0"/>
+                <w:sz w:val="17"/>
+              </w:rPr>
+              <w:t>lines 9–11</w:t>
+            </w:r>
+            <w:r>
+              <w:rPr>
+                <w:rFonts w:ascii="Arial" w:hAnsi="Arial" w:cs="Arial" w:eastAsia="Arial"/>
+                <w:b w:val="0"/>
+                <w:i w:val="0"/>
+                <w:sz w:val="17"/>
+              </w:rPr>
+              <w:t xml:space="preserve"> = my 2 seed lines), the </w:t>
             </w:r>
             <w:r>
               <w:rPr>
@@ -4381,7 +4399,6 @@
       <w:tblPr>
         <w:tblStyle w:val="TableGrid"/>
         <w:tblW w:type="dxa" w:w="8965"/>
-        <w:tblLook w:firstColumn="1" w:firstRow="1" w:lastColumn="0" w:lastRow="0" w:noHBand="0" w:noVBand="1" w:val="04A0"/>
         <w:tblBorders>
           <w:top w:val="dashed" w:sz="8" w:space="0" w:color="BF8F00"/>
           <w:left w:val="dashed" w:sz="8" w:space="0" w:color="BF8F00"/>
@@ -4391,6 +4408,7 @@
           <w:insideV w:val="dashed" w:sz="8" w:space="0" w:color="BF8F00"/>
         </w:tblBorders>
         <w:tblLayout w:type="fixed"/>
+        <w:tblLook w:firstColumn="1" w:firstRow="1" w:lastColumn="0" w:lastRow="0" w:noHBand="0" w:noVBand="1" w:val="04A0"/>
       </w:tblPr>
       <w:tblGrid>
         <w:gridCol w:w="8965"/>
@@ -4514,7 +4532,6 @@
       <w:tblPr>
         <w:tblStyle w:val="TableGrid"/>
         <w:tblW w:type="dxa" w:w="8965"/>
-        <w:tblLook w:firstColumn="1" w:firstRow="1" w:lastColumn="0" w:lastRow="0" w:noHBand="0" w:noVBand="1" w:val="04A0"/>
         <w:tblBorders>
           <w:top w:val="dashed" w:sz="8" w:space="0" w:color="BF8F00"/>
           <w:left w:val="dashed" w:sz="8" w:space="0" w:color="BF8F00"/>
@@ -4524,6 +4541,7 @@
           <w:insideV w:val="dashed" w:sz="8" w:space="0" w:color="BF8F00"/>
         </w:tblBorders>
         <w:tblLayout w:type="fixed"/>
+        <w:tblLook w:firstColumn="1" w:firstRow="1" w:lastColumn="0" w:lastRow="0" w:noHBand="0" w:noVBand="1" w:val="04A0"/>
       </w:tblPr>
       <w:tblGrid>
         <w:gridCol w:w="8965"/>
@@ -4647,7 +4665,6 @@
       <w:tblPr>
         <w:tblStyle w:val="TableGrid"/>
         <w:tblW w:type="dxa" w:w="8965"/>
-        <w:tblLook w:firstColumn="1" w:firstRow="1" w:lastColumn="0" w:lastRow="0" w:noHBand="0" w:noVBand="1" w:val="04A0"/>
         <w:tblBorders>
           <w:top w:val="dashed" w:sz="8" w:space="0" w:color="BF8F00"/>
           <w:left w:val="dashed" w:sz="8" w:space="0" w:color="BF8F00"/>
@@ -4657,6 +4674,7 @@
           <w:insideV w:val="dashed" w:sz="8" w:space="0" w:color="BF8F00"/>
         </w:tblBorders>
         <w:tblLayout w:type="fixed"/>
+        <w:tblLook w:firstColumn="1" w:firstRow="1" w:lastColumn="0" w:lastRow="0" w:noHBand="0" w:noVBand="1" w:val="04A0"/>
       </w:tblPr>
       <w:tblGrid>
         <w:gridCol w:w="8965"/>
